--- a/papers/PAPERS 2.0/Base Class Theology.docx
+++ b/papers/PAPERS 2.0/Base Class Theology.docx
@@ -100,13 +100,8 @@
       <w:r>
         <w:t>It might as well be said that God has properties. He has not, but only attributes and these are of our own making.</w:t>
       </w:r>
-      <w:proofErr w:type="gramStart"/>
-      <w:r>
-        <w:t>”.</w:t>
-      </w:r>
-      <w:proofErr w:type="gramEnd"/>
-      <w:r>
-        <w:t xml:space="preserve"> </w:t>
+      <w:r>
+        <w:t xml:space="preserve">”. </w:t>
       </w:r>
     </w:p>
     <w:p>
@@ -121,7 +116,13 @@
         <w:t xml:space="preserve">call </w:t>
       </w:r>
       <w:r>
-        <w:t xml:space="preserve">God. He believed the universe was all a single </w:t>
+        <w:t>God</w:t>
+      </w:r>
+      <w:r>
+        <w:t xml:space="preserve">. </w:t>
+      </w:r>
+      <w:r>
+        <w:t xml:space="preserve">He believed the universe was all a single </w:t>
       </w:r>
       <w:r>
         <w:t xml:space="preserve">conscious </w:t>
@@ -161,35 +162,12 @@
         <w:t>,</w:t>
       </w:r>
       <w:r>
-        <w:t xml:space="preserve"> his place in that universe became his belief (or knowledge). He had the view of a “great, impersonal, universal mind.</w:t>
-      </w:r>
-      <w:proofErr w:type="gramStart"/>
-      <w:r>
-        <w:t>”.</w:t>
-      </w:r>
-      <w:proofErr w:type="gramEnd"/>
-    </w:p>
-    <w:p>
-      <w:r>
-        <w:t>To reiterate: n</w:t>
-      </w:r>
-      <w:r>
-        <w:t>ature is the physical world around us</w:t>
-      </w:r>
-      <w:r>
-        <w:t xml:space="preserve"> upon which all religions are based</w:t>
-      </w:r>
-      <w:r>
-        <w:t>. Base class theology views theology as a way of understanding nature</w:t>
-      </w:r>
-      <w:r>
-        <w:t xml:space="preserve"> where the human method is universal</w:t>
-      </w:r>
-      <w:r>
-        <w:t>. It sees religion as a way of categorizing thought and actions according to the results they produce for society, people, and the environment.</w:t>
-      </w:r>
-      <w:r>
-        <w:t xml:space="preserve"> People did this across time and cultures to try to understand what was “good” or “bad” in terms of how to control/organize themselves as a group/culture.</w:t>
+        <w:t xml:space="preserve"> his place in that universe became his belief (or knowledge). He had the view of a “great, impersonal, universal mind.”.</w:t>
+      </w:r>
+    </w:p>
+    <w:p>
+      <w:r>
+        <w:t>To reiterate: nature is the physical world around us upon which all religions are based. Base class theology views theology as a way of understanding nature where the human method is universal. It sees religion as a way of categorizing thought and actions according to the results they produce for society, people, and the environment. People did this across time and cultures to try to understand what was “good” or “bad” in terms of how to control/organize themselves as a group/culture.</w:t>
       </w:r>
     </w:p>
     <w:p>
@@ -212,13 +190,7 @@
     <w:p>
       <w:r>
         <w:lastRenderedPageBreak/>
-        <w:t xml:space="preserve">Base class theology </w:t>
-      </w:r>
-      <w:r>
-        <w:t>can be used define</w:t>
-      </w:r>
-      <w:r>
-        <w:t xml:space="preserve"> good and bad as actions that lead to </w:t>
+        <w:t xml:space="preserve">Base class theology can be used define good and bad as actions that lead to </w:t>
       </w:r>
       <w:r>
         <w:t>Positive</w:t>
@@ -230,31 +202,7 @@
         <w:t>Neg</w:t>
       </w:r>
       <w:r>
-        <w:t xml:space="preserve">ative outcomes for the </w:t>
-      </w:r>
-      <w:r>
-        <w:t>whole system. However, not for the matter of hard coded laws, but a dynamic in the given context.</w:t>
-      </w:r>
-      <w:r>
-        <w:t xml:space="preserve"> </w:t>
-      </w:r>
-      <w:r>
-        <w:t xml:space="preserve">It is a process, not a product. For example, if </w:t>
-      </w:r>
-      <w:r>
-        <w:t xml:space="preserve">sin </w:t>
-      </w:r>
-      <w:r>
-        <w:t xml:space="preserve">can be seen </w:t>
-      </w:r>
-      <w:r>
-        <w:t xml:space="preserve">as anything that harms or causes pain, love </w:t>
-      </w:r>
-      <w:r>
-        <w:t xml:space="preserve">can be seen </w:t>
-      </w:r>
-      <w:r>
-        <w:t xml:space="preserve">as a manifestation of the force that </w:t>
+        <w:t xml:space="preserve">ative outcomes for the whole system. However, not for the matter of hard coded laws, but a dynamic in the given context. It is a process, not a product. For example, if sin can be seen as anything that harms or causes pain, love can be seen as a manifestation of the force that </w:t>
       </w:r>
       <w:r>
         <w:t>S</w:t>
@@ -265,13 +213,7 @@
     </w:p>
     <w:p>
       <w:r>
-        <w:t xml:space="preserve">From the perspective of base class theology, good and bad are not absolute. They are determined by the context and the impact of actions on the </w:t>
-      </w:r>
-      <w:r>
-        <w:t>immediate or total system</w:t>
-      </w:r>
-      <w:r>
-        <w:t>.</w:t>
+        <w:t>From the perspective of base class theology, good and bad are not absolute. They are determined by the context and the impact of actions on the immediate or total system.</w:t>
       </w:r>
     </w:p>
     <w:p>
@@ -339,15 +281,7 @@
     </w:p>
     <w:p>
       <w:r>
-        <w:t xml:space="preserve">If you sin against, </w:t>
-      </w:r>
-      <w:proofErr w:type="gramStart"/>
-      <w:r>
-        <w:t>that is to say you</w:t>
-      </w:r>
-      <w:proofErr w:type="gramEnd"/>
-      <w:r>
-        <w:t xml:space="preserve"> have acted in a way which </w:t>
+        <w:t xml:space="preserve">If you sin against, that is to say you have acted in a way which </w:t>
       </w:r>
       <w:r>
         <w:t>Neg</w:t>
@@ -468,16 +402,7 @@
     </w:p>
     <w:p>
       <w:r>
-        <w:t xml:space="preserve">In Abrahamic religions, </w:t>
-      </w:r>
-      <w:r>
-        <w:t>Jesus</w:t>
-      </w:r>
-      <w:r>
-        <w:t>, or the embodiment of love,</w:t>
-      </w:r>
-      <w:r>
-        <w:t xml:space="preserve"> may be a good personification of </w:t>
+        <w:t xml:space="preserve">In Abrahamic religions, Jesus, or the embodiment of love, may be a good personification of </w:t>
       </w:r>
       <w:r>
         <w:t>Positive</w:t>
@@ -614,7 +539,40 @@
         <w:t>Neg</w:t>
       </w:r>
       <w:r>
-        <w:t>ative</w:t>
+        <w:t xml:space="preserve">ative </w:t>
+      </w:r>
+      <w:r>
+        <w:t>Unsus</w:t>
+      </w:r>
+      <w:r>
+        <w:t xml:space="preserve">tainable to </w:t>
+      </w:r>
+      <w:r>
+        <w:t>Neg</w:t>
+      </w:r>
+      <w:r>
+        <w:t xml:space="preserve">ative Sustainable to be Winter. From </w:t>
+      </w:r>
+      <w:r>
+        <w:t>Neg</w:t>
+      </w:r>
+      <w:r>
+        <w:t xml:space="preserve">ative Sustainable to </w:t>
+      </w:r>
+      <w:r>
+        <w:t>Positive</w:t>
+      </w:r>
+      <w:r>
+        <w:t xml:space="preserve"> Sustainable to be spring. And from </w:t>
+      </w:r>
+      <w:r>
+        <w:t>Positive</w:t>
+      </w:r>
+      <w:r>
+        <w:t xml:space="preserve"> Sustainable to </w:t>
+      </w:r>
+      <w:r>
+        <w:t>Positive</w:t>
       </w:r>
       <w:r>
         <w:t xml:space="preserve"> </w:t>
@@ -623,54 +581,6 @@
         <w:t>Unsus</w:t>
       </w:r>
       <w:r>
-        <w:t>tainable</w:t>
-      </w:r>
-      <w:r>
-        <w:t xml:space="preserve"> to </w:t>
-      </w:r>
-      <w:r>
-        <w:t>Neg</w:t>
-      </w:r>
-      <w:r>
-        <w:t xml:space="preserve">ative Sustainable to be Winter. From </w:t>
-      </w:r>
-      <w:r>
-        <w:t>Neg</w:t>
-      </w:r>
-      <w:r>
-        <w:t>ative</w:t>
-      </w:r>
-      <w:r>
-        <w:t xml:space="preserve"> Sustainable</w:t>
-      </w:r>
-      <w:r>
-        <w:t xml:space="preserve"> to </w:t>
-      </w:r>
-      <w:r>
-        <w:t>Positive</w:t>
-      </w:r>
-      <w:r>
-        <w:t xml:space="preserve"> Sustainable to be spring. And from </w:t>
-      </w:r>
-      <w:r>
-        <w:t>Positive</w:t>
-      </w:r>
-      <w:r>
-        <w:t xml:space="preserve"> Sustainable</w:t>
-      </w:r>
-      <w:r>
-        <w:t xml:space="preserve"> to </w:t>
-      </w:r>
-      <w:r>
-        <w:t>Positive</w:t>
-      </w:r>
-      <w:r>
-        <w:t xml:space="preserve"> </w:t>
-      </w:r>
-      <w:r>
-        <w:t>Unsus</w:t>
-      </w:r>
-      <w:r>
         <w:t>tainable to be spring. This is the object relation analysis of the seasons of life in the context of climate.</w:t>
       </w:r>
     </w:p>
@@ -684,10 +594,60 @@
     </w:p>
     <w:p>
       <w:r>
-        <w:t xml:space="preserve">The utility of religion in general is the power of personifying systems so they can be considered in terms of the self. The utility of doing this through the self as a means of entity, is for the personalization and relatability of that religion or belief structure for the efficiency in handling one’s own default mode network. </w:t>
-      </w:r>
-      <w:r>
-        <w:t>By personifying these principles, base class theology can help people to understand them more easily and to see how they relate to their own lives.</w:t>
+        <w:t>The utility of religion in general is the power of personifying systems so they can be considered in terms of the self. The utility of doing this through the self as a means of entity, is for the personalization and relatability of that religion or belief structure for the efficiency in handling one’s own default mode network. By personifying these principles, base class theology can help people to understand them more easily and to see how they relate to their own lives.</w:t>
+      </w:r>
+    </w:p>
+    <w:p>
+      <w:r>
+        <w:t>AFTERLIFE</w:t>
+      </w:r>
+    </w:p>
+    <w:p>
+      <w:r>
+        <w:t xml:space="preserve">There are several times in life that the brain releases DMT, which is the most powerful psychedelic on Earth. When you die is one of them, if your chemical-electrical and enzyme spectrum in the moment support it. While objectively it may be true that there is no soul or mind without the body, </w:t>
+      </w:r>
+      <w:r>
+        <w:t>but also</w:t>
+      </w:r>
+      <w:r>
+        <w:t xml:space="preserve"> that subjectively, a being could stretch </w:t>
+      </w:r>
+      <w:r>
+        <w:t>its</w:t>
+      </w:r>
+      <w:r>
+        <w:t xml:space="preserve"> lifetime infinitely to itself given </w:t>
+      </w:r>
+      <w:r>
+        <w:t>Positive and Sustainable conditions for it</w:t>
+      </w:r>
+      <w:r>
+        <w:t>.</w:t>
+      </w:r>
+    </w:p>
+    <w:p>
+      <w:r>
+        <w:t>APPEAL TO ATHEISTS</w:t>
+      </w:r>
+    </w:p>
+    <w:p>
+      <w:r>
+        <w:t xml:space="preserve">Huxley said something like; wise men wrap their words around the world, not the world around the words. </w:t>
+      </w:r>
+      <w:r>
+        <w:t xml:space="preserve">Atheism is so often reactionary to religions such as with Abrahamic ones, but declaring there is no God is just a much a statement of faith as saying there is one. </w:t>
+      </w:r>
+      <w:r>
+        <w:t xml:space="preserve">This is the success of Pantheism, </w:t>
+      </w:r>
+      <w:r>
+        <w:t>that it has defined “God” as something which exists. Look around</w:t>
+      </w:r>
+      <w:r>
+        <w:t>.</w:t>
+      </w:r>
+      <w:r>
+        <w:t xml:space="preserve"> That is the universe observing itself; conscious universe. Decompartmentalizing yourself from it in this manner is an advantage on te spectrum of open-mindedness.</w:t>
       </w:r>
     </w:p>
     <w:p>
@@ -697,16 +657,7 @@
     </w:p>
     <w:p>
       <w:r>
-        <w:t>Base class theology is a new and innovative approach to theology. It is based on the principles of object-oriented programming</w:t>
-      </w:r>
-      <w:r>
-        <w:t xml:space="preserve">. </w:t>
-      </w:r>
-      <w:r>
-        <w:t>Base class theology has the potential to unite people of different belief systems, and to help people to better understand the world around them.</w:t>
-      </w:r>
-      <w:r>
-        <w:t xml:space="preserve"> It acts as a root node between cultures, and ways of thinking once someone has reached a multi-paradigmatic view demanded by comparative religion where many religions contain overlap and differences. It is a description of the process for their invention, which itself can be used to tell good from bad with more flexibility to context. A Base Class Theologian dwells not on individual religions, but this universal present and flexible sense.</w:t>
+        <w:t>Base class theology is a new and innovative approach to theology. It is based on the principles of object-oriented programming. Base class theology has the potential to unite people of different belief systems, and to help people to better understand the world around them. It acts as a root node between cultures, and ways of thinking once someone has reached a multi-paradigmatic view demanded by comparative religion where many religions contain overlap and differences. It is a description of the process for their invention, which itself can be used to tell good from bad with more flexibility to context. A Base Class Theologian dwells not on individual religions, but this universal present and flexible sense.</w:t>
       </w:r>
     </w:p>
     <w:p/>

--- a/papers/PAPERS 2.0/Base Class Theology.docx
+++ b/papers/PAPERS 2.0/Base Class Theology.docx
@@ -599,55 +599,40 @@
     </w:p>
     <w:p>
       <w:r>
-        <w:t>AFTERLIFE</w:t>
-      </w:r>
-    </w:p>
-    <w:p>
-      <w:r>
-        <w:t xml:space="preserve">There are several times in life that the brain releases DMT, which is the most powerful psychedelic on Earth. When you die is one of them, if your chemical-electrical and enzyme spectrum in the moment support it. While objectively it may be true that there is no soul or mind without the body, </w:t>
-      </w:r>
-      <w:r>
-        <w:t>but also</w:t>
-      </w:r>
-      <w:r>
-        <w:t xml:space="preserve"> that subjectively, a being could stretch </w:t>
-      </w:r>
-      <w:r>
-        <w:t>its</w:t>
-      </w:r>
-      <w:r>
-        <w:t xml:space="preserve"> lifetime infinitely to itself given </w:t>
-      </w:r>
-      <w:r>
-        <w:t>Positive and Sustainable conditions for it</w:t>
+        <w:t>APPEAL TO ATHEISTS</w:t>
+      </w:r>
+    </w:p>
+    <w:p>
+      <w:r>
+        <w:t xml:space="preserve">Huxley said something like; wise men wrap their words around the world, not the world around the words. </w:t>
+      </w:r>
+      <w:r>
+        <w:t xml:space="preserve">Atheism is so often reactionary to religions such as with Abrahamic ones, but declaring there is no God is just a much a statement of faith as saying there is one. </w:t>
+      </w:r>
+      <w:r>
+        <w:t xml:space="preserve">This is the success of Pantheism, </w:t>
+      </w:r>
+      <w:r>
+        <w:t>that it has defined “God” as something which exists. Look around</w:t>
       </w:r>
       <w:r>
         <w:t>.</w:t>
       </w:r>
-    </w:p>
-    <w:p>
-      <w:r>
-        <w:t>APPEAL TO ATHEISTS</w:t>
-      </w:r>
-    </w:p>
-    <w:p>
-      <w:r>
-        <w:t xml:space="preserve">Huxley said something like; wise men wrap their words around the world, not the world around the words. </w:t>
-      </w:r>
-      <w:r>
-        <w:t xml:space="preserve">Atheism is so often reactionary to religions such as with Abrahamic ones, but declaring there is no God is just a much a statement of faith as saying there is one. </w:t>
-      </w:r>
-      <w:r>
-        <w:t xml:space="preserve">This is the success of Pantheism, </w:t>
-      </w:r>
-      <w:r>
-        <w:t>that it has defined “God” as something which exists. Look around</w:t>
-      </w:r>
-      <w:r>
-        <w:t>.</w:t>
-      </w:r>
       <w:r>
         <w:t xml:space="preserve"> That is the universe observing itself; conscious universe. Decompartmentalizing yourself from it in this manner is an advantage on te spectrum of open-mindedness.</w:t>
+      </w:r>
+    </w:p>
+    <w:p>
+      <w:r>
+        <w:t>THE ALIGNMENT PROBLEM</w:t>
+      </w:r>
+    </w:p>
+    <w:p>
+      <w:r>
+        <w:t xml:space="preserve">Because this way of looking provides the utility of belief in the form of knowing, and that it is scientifically compatible, those who (and there are many) subscribe to this belief type or thereabouts, pose a boon to relationships with machine minds compared to anti-scientific thinking typical of say, Abrahamic religion. Should the East take the mandate of heaven from the West over their Atheist state being operationally superior to them, the Pantheist nation will take the mandate from the East just </w:t>
+      </w:r>
+      <w:r>
+        <w:t>the same.</w:t>
       </w:r>
     </w:p>
     <w:p>
